--- a/Meeting Minutes/Advisor meetings/Bryce/13 09-10 Bryce meeting.docx
+++ b/Meeting Minutes/Advisor meetings/Bryce/13 09-10 Bryce meeting.docx
@@ -1669,7 +1669,55 @@
               <w:rPr>
                 <w:bCs/>
               </w:rPr>
-              <w:t>Complaining about the job market</w:t>
+              <w:t>Discussi</w:t>
+            </w:r>
+            <w:r>
+              <w:rPr>
+                <w:bCs/>
+              </w:rPr>
+              <w:t>ng</w:t>
+            </w:r>
+            <w:r>
+              <w:rPr>
+                <w:bCs/>
+              </w:rPr>
+              <w:t xml:space="preserve"> </w:t>
+            </w:r>
+            <w:r>
+              <w:rPr>
+                <w:bCs/>
+              </w:rPr>
+              <w:t xml:space="preserve">the </w:t>
+            </w:r>
+            <w:r>
+              <w:rPr>
+                <w:bCs/>
+              </w:rPr>
+              <w:t xml:space="preserve">current </w:t>
+            </w:r>
+            <w:r>
+              <w:rPr>
+                <w:bCs/>
+              </w:rPr>
+              <w:t>job market</w:t>
+            </w:r>
+            <w:r>
+              <w:rPr>
+                <w:bCs/>
+              </w:rPr>
+              <w:t xml:space="preserve"> for IT</w:t>
+            </w:r>
+            <w:r>
+              <w:rPr>
+                <w:bCs/>
+              </w:rPr>
+              <w:t>.</w:t>
+            </w:r>
+            <w:r>
+              <w:rPr>
+                <w:bCs/>
+              </w:rPr>
+              <w:t xml:space="preserve"> </w:t>
             </w:r>
           </w:p>
           <w:p>
@@ -1694,7 +1742,13 @@
               <w:rPr>
                 <w:bCs/>
               </w:rPr>
-              <w:t xml:space="preserve">Complaining about the current state of cybersecurity and </w:t>
+              <w:t>Discussing</w:t>
+            </w:r>
+            <w:r>
+              <w:rPr>
+                <w:bCs/>
+              </w:rPr>
+              <w:t xml:space="preserve"> the current state of cybersecurity and </w:t>
             </w:r>
             <w:proofErr w:type="spellStart"/>
             <w:r>
@@ -1721,7 +1775,7 @@
               <w:rPr>
                 <w:bCs/>
               </w:rPr>
-              <w:t xml:space="preserve">1000 Talking about the </w:t>
+              <w:t xml:space="preserve">1000 Talking about </w:t>
             </w:r>
             <w:proofErr w:type="spellStart"/>
             <w:r>
@@ -1735,7 +1789,19 @@
               <w:rPr>
                 <w:bCs/>
               </w:rPr>
-              <w:t xml:space="preserve"> class stuff.</w:t>
+              <w:t xml:space="preserve"> class stuff</w:t>
+            </w:r>
+            <w:r>
+              <w:rPr>
+                <w:bCs/>
+              </w:rPr>
+              <w:t xml:space="preserve"> for Matt and Olivia</w:t>
+            </w:r>
+            <w:r>
+              <w:rPr>
+                <w:bCs/>
+              </w:rPr>
+              <w:t>.</w:t>
             </w:r>
           </w:p>
           <w:p>
